--- a/mokdong3/2fin/word/md3s2_L5_check_exam.docx
+++ b/mokdong3/2fin/word/md3s2_L5_check_exam.docx
@@ -3951,7 +3951,7 @@
           <w:sz w:val="20"/>
           <w:u w:val="none"/>
         </w:rPr>
-        <w:t xml:space="preserve"> 〈보기〉 ( since / because of / the pacer / keeps / track / of / the time / the runner / can achieve / his or her goal / more easily )</w:t>
+        <w:t xml:space="preserve"> 〈보기〉 ( more easily / of / can achieve / keeps / the pacer / because of / track / the runner / his or her goal / the time / since )</w:t>
       </w:r>
       <w:r>
         <w:br/>
@@ -4040,7 +4040,7 @@
           <w:sz w:val="20"/>
           <w:u w:val="none"/>
         </w:rPr>
-        <w:t xml:space="preserve"> 〈보기〉 ( therefore / mountain climbers / started / to hire / Sherpas / to help / them / climb / climbing / Mount Everest )</w:t>
+        <w:t xml:space="preserve"> 〈보기〉 ( climb / to help / climbing / mountain climbers / started / Sherpas / therefore / to hire / Mount Everest / them )</w:t>
       </w:r>
       <w:r>
         <w:br/>
@@ -5947,7 +5947,7 @@
           <w:sz w:val="20"/>
           <w:u w:val="none"/>
         </w:rPr>
-        <w:t xml:space="preserve"> 〈보기〉 ( therefore / the pit crew / has to / have to / work / in / perfect harmony )</w:t>
+        <w:t xml:space="preserve"> 〈보기〉 ( the pit crew / in / have to / has to / work / perfect harmony / therefore )</w:t>
       </w:r>
       <w:r>
         <w:br/>

--- a/mokdong3/2fin/word/md3s2_L5_check_exam.docx
+++ b/mokdong3/2fin/word/md3s2_L5_check_exam.docx
@@ -19,10 +19,10 @@
     </w:p>
     <w:p>
       <w:pPr>
-        <w:spacing w:after="80"/>
         <w:pBdr>
           <w:bottom w:val="single" w:sz="8" w:space="2" w:color="1F3864"/>
         </w:pBdr>
+        <w:spacing w:after="80"/>
       </w:pPr>
       <w:r>
         <w:rPr>
@@ -75,13 +75,13 @@
     </w:p>
     <w:p>
       <w:pPr>
-        <w:spacing w:after="60"/>
         <w:pBdr>
           <w:top w:val="single" w:sz="4" w:space="3" w:color="9AA9C2"/>
           <w:left w:val="single" w:sz="4" w:space="3" w:color="9AA9C2"/>
           <w:bottom w:val="single" w:sz="4" w:space="3" w:color="9AA9C2"/>
           <w:right w:val="single" w:sz="4" w:space="3" w:color="9AA9C2"/>
         </w:pBdr>
+        <w:spacing w:after="60"/>
         <w:ind w:left="57" w:right="57"/>
       </w:pPr>
       <w:r>
@@ -533,13 +533,13 @@
     </w:p>
     <w:p>
       <w:pPr>
-        <w:spacing w:after="60"/>
         <w:pBdr>
           <w:top w:val="single" w:sz="4" w:space="3" w:color="9AA9C2"/>
           <w:left w:val="single" w:sz="4" w:space="3" w:color="9AA9C2"/>
           <w:bottom w:val="single" w:sz="4" w:space="3" w:color="9AA9C2"/>
           <w:right w:val="single" w:sz="4" w:space="3" w:color="9AA9C2"/>
         </w:pBdr>
+        <w:spacing w:after="60"/>
         <w:ind w:left="57" w:right="57"/>
       </w:pPr>
       <w:r>
@@ -1054,13 +1054,13 @@
     </w:p>
     <w:p>
       <w:pPr>
-        <w:spacing w:after="60"/>
         <w:pBdr>
           <w:top w:val="single" w:sz="4" w:space="3" w:color="9AA9C2"/>
           <w:left w:val="single" w:sz="4" w:space="3" w:color="9AA9C2"/>
           <w:bottom w:val="single" w:sz="4" w:space="3" w:color="9AA9C2"/>
           <w:right w:val="single" w:sz="4" w:space="3" w:color="9AA9C2"/>
         </w:pBdr>
+        <w:spacing w:after="60"/>
         <w:ind w:left="57" w:right="57"/>
       </w:pPr>
       <w:r>
@@ -1674,13 +1674,13 @@
     </w:p>
     <w:p>
       <w:pPr>
-        <w:spacing w:after="60"/>
         <w:pBdr>
           <w:top w:val="single" w:sz="4" w:space="3" w:color="9AA9C2"/>
           <w:left w:val="single" w:sz="4" w:space="3" w:color="9AA9C2"/>
           <w:bottom w:val="single" w:sz="4" w:space="3" w:color="9AA9C2"/>
           <w:right w:val="single" w:sz="4" w:space="3" w:color="9AA9C2"/>
         </w:pBdr>
+        <w:spacing w:after="60"/>
         <w:ind w:left="57" w:right="57"/>
       </w:pPr>
       <w:r>
@@ -2247,9 +2247,9 @@
     </w:p>
     <w:p>
       <w:pPr>
+        <w:shd w:val="clear" w:color="auto" w:fill="F1F4F9"/>
         <w:spacing w:after="30"/>
         <w:ind w:left="85"/>
-        <w:shd w:val="clear" w:color="auto" w:fill="F1F4F9"/>
       </w:pPr>
       <w:r>
         <w:rPr>
@@ -2464,9 +2464,9 @@
     </w:p>
     <w:p>
       <w:pPr>
+        <w:shd w:val="clear" w:color="auto" w:fill="F1F4F9"/>
         <w:spacing w:after="30"/>
         <w:ind w:left="85"/>
-        <w:shd w:val="clear" w:color="auto" w:fill="F1F4F9"/>
       </w:pPr>
       <w:r>
         <w:rPr>
@@ -2846,9 +2846,9 @@
     </w:p>
     <w:p>
       <w:pPr>
+        <w:shd w:val="clear" w:color="auto" w:fill="F1F4F9"/>
         <w:spacing w:after="30"/>
         <w:ind w:left="85"/>
-        <w:shd w:val="clear" w:color="auto" w:fill="F1F4F9"/>
       </w:pPr>
       <w:r>
         <w:rPr>
@@ -3171,9 +3171,9 @@
     </w:p>
     <w:p>
       <w:pPr>
+        <w:shd w:val="clear" w:color="auto" w:fill="F1F4F9"/>
         <w:spacing w:after="30"/>
         <w:ind w:left="85"/>
-        <w:shd w:val="clear" w:color="auto" w:fill="F1F4F9"/>
       </w:pPr>
       <w:r>
         <w:rPr>
@@ -3388,9 +3388,9 @@
     </w:p>
     <w:p>
       <w:pPr>
+        <w:shd w:val="clear" w:color="auto" w:fill="F1F4F9"/>
         <w:spacing w:after="30"/>
         <w:ind w:left="85"/>
-        <w:shd w:val="clear" w:color="auto" w:fill="F1F4F9"/>
       </w:pPr>
       <w:r>
         <w:rPr>
@@ -3575,9 +3575,9 @@
     </w:p>
     <w:p>
       <w:pPr>
+        <w:shd w:val="clear" w:color="auto" w:fill="F1F4F9"/>
         <w:spacing w:after="30"/>
         <w:ind w:left="85"/>
-        <w:shd w:val="clear" w:color="auto" w:fill="F1F4F9"/>
       </w:pPr>
       <w:r>
         <w:rPr>
@@ -3744,9 +3744,9 @@
     </w:p>
     <w:p>
       <w:pPr>
+        <w:shd w:val="clear" w:color="auto" w:fill="F1F4F9"/>
         <w:spacing w:after="30"/>
         <w:ind w:left="85"/>
-        <w:shd w:val="clear" w:color="auto" w:fill="F1F4F9"/>
       </w:pPr>
       <w:r>
         <w:rPr>
@@ -3940,9 +3940,9 @@
     </w:p>
     <w:p>
       <w:pPr>
+        <w:shd w:val="clear" w:color="auto" w:fill="F1F4F9"/>
         <w:spacing w:after="30"/>
         <w:ind w:left="85"/>
-        <w:shd w:val="clear" w:color="auto" w:fill="F1F4F9"/>
       </w:pPr>
       <w:r>
         <w:rPr>
@@ -4019,9 +4019,9 @@
     </w:p>
     <w:p>
       <w:pPr>
+        <w:shd w:val="clear" w:color="auto" w:fill="F1F4F9"/>
         <w:spacing w:after="20"/>
         <w:ind w:left="85"/>
-        <w:shd w:val="clear" w:color="auto" w:fill="F1F4F9"/>
       </w:pPr>
       <w:r>
         <w:rPr>
@@ -4132,9 +4132,9 @@
     </w:p>
     <w:p>
       <w:pPr>
+        <w:shd w:val="clear" w:color="auto" w:fill="F1F4F9"/>
         <w:spacing w:after="30"/>
         <w:ind w:left="85"/>
-        <w:shd w:val="clear" w:color="auto" w:fill="F1F4F9"/>
       </w:pPr>
       <w:r>
         <w:rPr>
@@ -4373,9 +4373,9 @@
     </w:p>
     <w:p>
       <w:pPr>
+        <w:shd w:val="clear" w:color="auto" w:fill="F1F4F9"/>
         <w:spacing w:after="30"/>
         <w:ind w:left="85"/>
-        <w:shd w:val="clear" w:color="auto" w:fill="F1F4F9"/>
       </w:pPr>
       <w:r>
         <w:rPr>
@@ -4767,9 +4767,9 @@
     </w:p>
     <w:p>
       <w:pPr>
+        <w:shd w:val="clear" w:color="auto" w:fill="F1F4F9"/>
         <w:spacing w:after="30"/>
         <w:ind w:left="85"/>
-        <w:shd w:val="clear" w:color="auto" w:fill="F1F4F9"/>
       </w:pPr>
       <w:r>
         <w:rPr>
@@ -4930,9 +4930,9 @@
     </w:p>
     <w:p>
       <w:pPr>
+        <w:shd w:val="clear" w:color="auto" w:fill="F1F4F9"/>
         <w:spacing w:after="30"/>
         <w:ind w:left="85"/>
-        <w:shd w:val="clear" w:color="auto" w:fill="F1F4F9"/>
       </w:pPr>
       <w:r>
         <w:rPr>
@@ -5207,9 +5207,9 @@
     </w:p>
     <w:p>
       <w:pPr>
+        <w:shd w:val="clear" w:color="auto" w:fill="F1F4F9"/>
         <w:spacing w:after="30"/>
         <w:ind w:left="85"/>
-        <w:shd w:val="clear" w:color="auto" w:fill="F1F4F9"/>
       </w:pPr>
       <w:r>
         <w:rPr>
@@ -5387,13 +5387,13 @@
     </w:p>
     <w:p>
       <w:pPr>
-        <w:spacing w:after="60"/>
         <w:pBdr>
           <w:top w:val="single" w:sz="4" w:space="3" w:color="9AA9C2"/>
           <w:left w:val="single" w:sz="4" w:space="3" w:color="9AA9C2"/>
           <w:bottom w:val="single" w:sz="4" w:space="3" w:color="9AA9C2"/>
           <w:right w:val="single" w:sz="4" w:space="3" w:color="9AA9C2"/>
         </w:pBdr>
+        <w:spacing w:after="60"/>
         <w:ind w:left="57" w:right="57"/>
       </w:pPr>
       <w:r>
@@ -5689,9 +5689,9 @@
     </w:p>
     <w:p>
       <w:pPr>
+        <w:shd w:val="clear" w:color="auto" w:fill="F1F4F9"/>
         <w:spacing w:after="30"/>
         <w:ind w:left="85"/>
-        <w:shd w:val="clear" w:color="auto" w:fill="F1F4F9"/>
       </w:pPr>
       <w:r>
         <w:rPr>
@@ -5936,9 +5936,9 @@
     </w:p>
     <w:p>
       <w:pPr>
+        <w:shd w:val="clear" w:color="auto" w:fill="F1F4F9"/>
         <w:spacing w:after="30"/>
         <w:ind w:left="85"/>
-        <w:shd w:val="clear" w:color="auto" w:fill="F1F4F9"/>
       </w:pPr>
       <w:r>
         <w:rPr>
@@ -6297,9 +6297,9 @@
     </w:p>
     <w:p>
       <w:pPr>
+        <w:shd w:val="clear" w:color="auto" w:fill="F1F4F9"/>
         <w:spacing w:after="30"/>
         <w:ind w:left="85"/>
-        <w:shd w:val="clear" w:color="auto" w:fill="F1F4F9"/>
       </w:pPr>
       <w:r>
         <w:rPr>
@@ -6472,9 +6472,9 @@
     </w:p>
     <w:p>
       <w:pPr>
+        <w:shd w:val="clear" w:color="auto" w:fill="F1F4F9"/>
         <w:spacing w:after="30"/>
         <w:ind w:left="85"/>
-        <w:shd w:val="clear" w:color="auto" w:fill="F1F4F9"/>
       </w:pPr>
       <w:r>
         <w:rPr>
@@ -6627,8 +6627,8 @@
           <w:type w:val="continuous"/>
           <w:pgSz w:w="11906" w:h="16838"/>
           <w:pgMar w:top="680" w:right="794" w:bottom="624" w:left="794" w:header="720" w:footer="720" w:gutter="0"/>
+          <w:cols w:num="2" w:space="396" w:sep="1"/>
           <w:docGrid w:linePitch="360"/>
-          <w:cols w:num="2" w:space="396" w:sep="1"/>
         </w:sectPr>
       </w:pPr>
     </w:p>
@@ -8907,8 +8907,8 @@
     <w:sectPr>
       <w:pgSz w:w="11906" w:h="16838"/>
       <w:pgMar w:top="680" w:right="794" w:bottom="624" w:left="794" w:header="720" w:footer="720" w:gutter="0"/>
+      <w:cols w:num="1" w:space="396"/>
       <w:docGrid w:linePitch="360"/>
-      <w:cols w:num="1" w:space="396"/>
     </w:sectPr>
   </w:body>
 </w:document>

--- a/mokdong3/2fin/word/md3s2_L5_check_exam.docx
+++ b/mokdong3/2fin/word/md3s2_L5_check_exam.docx
@@ -19,10 +19,10 @@
     </w:p>
     <w:p>
       <w:pPr>
+        <w:spacing w:after="80"/>
         <w:pBdr>
           <w:bottom w:val="single" w:sz="8" w:space="2" w:color="1F3864"/>
         </w:pBdr>
-        <w:spacing w:after="80"/>
       </w:pPr>
       <w:r>
         <w:rPr>
@@ -75,13 +75,13 @@
     </w:p>
     <w:p>
       <w:pPr>
+        <w:spacing w:after="60"/>
         <w:pBdr>
           <w:top w:val="single" w:sz="4" w:space="3" w:color="9AA9C2"/>
           <w:left w:val="single" w:sz="4" w:space="3" w:color="9AA9C2"/>
           <w:bottom w:val="single" w:sz="4" w:space="3" w:color="9AA9C2"/>
           <w:right w:val="single" w:sz="4" w:space="3" w:color="9AA9C2"/>
         </w:pBdr>
-        <w:spacing w:after="60"/>
         <w:ind w:left="57" w:right="57"/>
       </w:pPr>
       <w:r>
@@ -533,13 +533,13 @@
     </w:p>
     <w:p>
       <w:pPr>
+        <w:spacing w:after="60"/>
         <w:pBdr>
           <w:top w:val="single" w:sz="4" w:space="3" w:color="9AA9C2"/>
           <w:left w:val="single" w:sz="4" w:space="3" w:color="9AA9C2"/>
           <w:bottom w:val="single" w:sz="4" w:space="3" w:color="9AA9C2"/>
           <w:right w:val="single" w:sz="4" w:space="3" w:color="9AA9C2"/>
         </w:pBdr>
-        <w:spacing w:after="60"/>
         <w:ind w:left="57" w:right="57"/>
       </w:pPr>
       <w:r>
@@ -1054,13 +1054,13 @@
     </w:p>
     <w:p>
       <w:pPr>
+        <w:spacing w:after="60"/>
         <w:pBdr>
           <w:top w:val="single" w:sz="4" w:space="3" w:color="9AA9C2"/>
           <w:left w:val="single" w:sz="4" w:space="3" w:color="9AA9C2"/>
           <w:bottom w:val="single" w:sz="4" w:space="3" w:color="9AA9C2"/>
           <w:right w:val="single" w:sz="4" w:space="3" w:color="9AA9C2"/>
         </w:pBdr>
-        <w:spacing w:after="60"/>
         <w:ind w:left="57" w:right="57"/>
       </w:pPr>
       <w:r>
@@ -1674,13 +1674,13 @@
     </w:p>
     <w:p>
       <w:pPr>
+        <w:spacing w:after="60"/>
         <w:pBdr>
           <w:top w:val="single" w:sz="4" w:space="3" w:color="9AA9C2"/>
           <w:left w:val="single" w:sz="4" w:space="3" w:color="9AA9C2"/>
           <w:bottom w:val="single" w:sz="4" w:space="3" w:color="9AA9C2"/>
           <w:right w:val="single" w:sz="4" w:space="3" w:color="9AA9C2"/>
         </w:pBdr>
-        <w:spacing w:after="60"/>
         <w:ind w:left="57" w:right="57"/>
       </w:pPr>
       <w:r>
@@ -2247,9 +2247,9 @@
     </w:p>
     <w:p>
       <w:pPr>
-        <w:shd w:val="clear" w:color="auto" w:fill="F1F4F9"/>
         <w:spacing w:after="30"/>
         <w:ind w:left="85"/>
+        <w:shd w:val="clear" w:color="auto" w:fill="F1F4F9"/>
       </w:pPr>
       <w:r>
         <w:rPr>
@@ -2464,9 +2464,9 @@
     </w:p>
     <w:p>
       <w:pPr>
-        <w:shd w:val="clear" w:color="auto" w:fill="F1F4F9"/>
         <w:spacing w:after="30"/>
         <w:ind w:left="85"/>
+        <w:shd w:val="clear" w:color="auto" w:fill="F1F4F9"/>
       </w:pPr>
       <w:r>
         <w:rPr>
@@ -2841,14 +2841,14 @@
           <w:sz w:val="20"/>
           <w:u w:val="none"/>
         </w:rPr>
-        <w:t>본문 표현과 바꿔 쓸 수 있는 말을 첫 글자 힌트에 맞게 쓰시오. (표적: 유사표현 변환(D-B))</w:t>
+        <w:t>〈보기〉에서 표현을 골라 문장을 완성하시오. (형태는 문장에 맞게 바꾸기) (프린트 Words B)</w:t>
       </w:r>
     </w:p>
     <w:p>
       <w:pPr>
-        <w:shd w:val="clear" w:color="auto" w:fill="F1F4F9"/>
         <w:spacing w:after="30"/>
         <w:ind w:left="85"/>
+        <w:shd w:val="clear" w:color="auto" w:fill="F1F4F9"/>
       </w:pPr>
       <w:r>
         <w:rPr>
@@ -2857,7 +2857,19 @@
           <w:sz w:val="20"/>
           <w:u w:val="none"/>
         </w:rPr>
-        <w:t xml:space="preserve"> (1) on their own ≒ b</w:t>
+        <w:t>〈보기〉 register, particular, wear out, hire, keep track of, on one's own</w:t>
+      </w:r>
+      <w:r>
+        <w:br/>
+      </w:r>
+      <w:r>
+        <w:rPr>
+          <w:b w:val="0"/>
+          <w:i w:val="0"/>
+          <w:sz w:val="20"/>
+          <w:u w:val="none"/>
+        </w:rPr>
+        <w:t xml:space="preserve"> (1) Tom was </w:t>
       </w:r>
       <w:r>
         <w:rPr>
@@ -2884,7 +2896,19 @@
           <w:sz w:val="20"/>
           <w:u w:val="none"/>
         </w:rPr>
-        <w:t xml:space="preserve"> t</w:t>
+        <w:t xml:space="preserve"> as a librarian.</w:t>
+      </w:r>
+      <w:r>
+        <w:br/>
+      </w:r>
+      <w:r>
+        <w:rPr>
+          <w:b w:val="0"/>
+          <w:i w:val="0"/>
+          <w:sz w:val="20"/>
+          <w:u w:val="none"/>
+        </w:rPr>
+        <w:t xml:space="preserve"> (2) She managed to fix the problem </w:t>
       </w:r>
       <w:r>
         <w:rPr>
@@ -2893,7 +2917,7 @@
           <w:sz w:val="20"/>
           <w:u w:val="none"/>
         </w:rPr>
-        <w:t xml:space="preserve">(1) </w:t>
+        <w:t xml:space="preserve">(2) </w:t>
       </w:r>
       <w:r>
         <w:rPr>
@@ -2911,7 +2935,7 @@
           <w:sz w:val="20"/>
           <w:u w:val="none"/>
         </w:rPr>
-        <w:t xml:space="preserve"> (프린트 필기)</w:t>
+        <w:t>.</w:t>
       </w:r>
       <w:r>
         <w:br/>
@@ -2923,7 +2947,7 @@
           <w:sz w:val="20"/>
           <w:u w:val="none"/>
         </w:rPr>
-        <w:t xml:space="preserve"> (2) keep track of ≒ f</w:t>
+        <w:t xml:space="preserve"> (3) Do you have a </w:t>
       </w:r>
       <w:r>
         <w:rPr>
@@ -2932,7 +2956,7 @@
           <w:sz w:val="20"/>
           <w:u w:val="none"/>
         </w:rPr>
-        <w:t xml:space="preserve">(2) </w:t>
+        <w:t xml:space="preserve">(3) </w:t>
       </w:r>
       <w:r>
         <w:rPr>
@@ -2950,7 +2974,7 @@
           <w:sz w:val="20"/>
           <w:u w:val="none"/>
         </w:rPr>
-        <w:t xml:space="preserve"> (계속 확인하다)</w:t>
+        <w:t xml:space="preserve"> restaurant in mind?</w:t>
       </w:r>
       <w:r>
         <w:br/>
@@ -2962,7 +2986,7 @@
           <w:sz w:val="20"/>
           <w:u w:val="none"/>
         </w:rPr>
-        <w:t xml:space="preserve"> (3) wear out ≒ become w</w:t>
+        <w:t xml:space="preserve"> (4) My old backpack </w:t>
       </w:r>
       <w:r>
         <w:rPr>
@@ -2971,7 +2995,7 @@
           <w:sz w:val="20"/>
           <w:u w:val="none"/>
         </w:rPr>
-        <w:t xml:space="preserve">(3) </w:t>
+        <w:t xml:space="preserve">(4) </w:t>
       </w:r>
       <w:r>
         <w:rPr>
@@ -2989,7 +3013,19 @@
           <w:sz w:val="20"/>
           <w:u w:val="none"/>
         </w:rPr>
-        <w:t xml:space="preserve"> / u</w:t>
+        <w:t xml:space="preserve"> and its zipper stopped working.</w:t>
+      </w:r>
+      <w:r>
+        <w:br/>
+      </w:r>
+      <w:r>
+        <w:rPr>
+          <w:b w:val="0"/>
+          <w:i w:val="0"/>
+          <w:sz w:val="20"/>
+          <w:u w:val="none"/>
+        </w:rPr>
+        <w:t xml:space="preserve"> (5) I followed the map, </w:t>
       </w:r>
       <w:r>
         <w:rPr>
@@ -2998,7 +3034,7 @@
           <w:sz w:val="20"/>
           <w:u w:val="none"/>
         </w:rPr>
-        <w:t xml:space="preserve">(3) </w:t>
+        <w:t xml:space="preserve">(5) </w:t>
       </w:r>
       <w:r>
         <w:rPr>
@@ -3010,6 +3046,15 @@
         <w:t>__________</w:t>
       </w:r>
       <w:r>
+        <w:rPr>
+          <w:b w:val="0"/>
+          <w:i w:val="0"/>
+          <w:sz w:val="20"/>
+          <w:u w:val="none"/>
+        </w:rPr>
+        <w:t xml:space="preserve"> our position.</w:t>
+      </w:r>
+      <w:r>
         <w:br/>
       </w:r>
       <w:r>
@@ -3019,7 +3064,7 @@
           <w:sz w:val="20"/>
           <w:u w:val="none"/>
         </w:rPr>
-        <w:t xml:space="preserve"> (4) hire ≒ e</w:t>
+        <w:t xml:space="preserve"> (6) How many students </w:t>
       </w:r>
       <w:r>
         <w:rPr>
@@ -3028,7 +3073,7 @@
           <w:sz w:val="20"/>
           <w:u w:val="none"/>
         </w:rPr>
-        <w:t xml:space="preserve">(4) </w:t>
+        <w:t xml:space="preserve">(6) </w:t>
       </w:r>
       <w:r>
         <w:rPr>
@@ -3040,109 +3085,13 @@
         <w:t>__________</w:t>
       </w:r>
       <w:r>
-        <w:br/>
-      </w:r>
-      <w:r>
-        <w:rPr>
-          <w:b w:val="0"/>
-          <w:i w:val="0"/>
-          <w:sz w:val="20"/>
-          <w:u w:val="none"/>
-        </w:rPr>
-        <w:t xml:space="preserve"> (5) put up (a tent) ≒ s</w:t>
-      </w:r>
-      <w:r>
-        <w:rPr>
-          <w:b/>
-          <w:i w:val="0"/>
-          <w:sz w:val="20"/>
-          <w:u w:val="none"/>
-        </w:rPr>
-        <w:t xml:space="preserve">(5) </w:t>
-      </w:r>
-      <w:r>
-        <w:rPr>
-          <w:b w:val="0"/>
-          <w:i w:val="0"/>
-          <w:sz w:val="20"/>
-          <w:u w:val="none"/>
-        </w:rPr>
-        <w:t>__________</w:t>
-      </w:r>
-      <w:r>
-        <w:rPr>
-          <w:b w:val="0"/>
-          <w:i w:val="0"/>
-          <w:sz w:val="20"/>
-          <w:u w:val="none"/>
-        </w:rPr>
-        <w:t xml:space="preserve"> up</w:t>
-      </w:r>
-      <w:r>
-        <w:br/>
-      </w:r>
-      <w:r>
-        <w:rPr>
-          <w:b w:val="0"/>
-          <w:i w:val="0"/>
-          <w:sz w:val="20"/>
-          <w:u w:val="none"/>
-        </w:rPr>
-        <w:t xml:space="preserve"> (6) several ≒ s</w:t>
-      </w:r>
-      <w:r>
-        <w:rPr>
-          <w:b/>
-          <w:i w:val="0"/>
-          <w:sz w:val="20"/>
-          <w:u w:val="none"/>
-        </w:rPr>
-        <w:t xml:space="preserve">(6) </w:t>
-      </w:r>
-      <w:r>
-        <w:rPr>
-          <w:b w:val="0"/>
-          <w:i w:val="0"/>
-          <w:sz w:val="20"/>
-          <w:u w:val="none"/>
-        </w:rPr>
-        <w:t>__________</w:t>
-      </w:r>
-      <w:r>
-        <w:rPr>
-          <w:b w:val="0"/>
-          <w:i w:val="0"/>
-          <w:sz w:val="20"/>
-          <w:u w:val="none"/>
-        </w:rPr>
-        <w:t xml:space="preserve"> / a f</w:t>
-      </w:r>
-      <w:r>
-        <w:rPr>
-          <w:b/>
-          <w:i w:val="0"/>
-          <w:sz w:val="20"/>
-          <w:u w:val="none"/>
-        </w:rPr>
-        <w:t xml:space="preserve">(6) </w:t>
-      </w:r>
-      <w:r>
-        <w:rPr>
-          <w:b w:val="0"/>
-          <w:i w:val="0"/>
-          <w:sz w:val="20"/>
-          <w:u w:val="none"/>
-        </w:rPr>
-        <w:t>__________</w:t>
-      </w:r>
-      <w:r>
-        <w:rPr>
-          <w:b w:val="0"/>
-          <w:i w:val="0"/>
-          <w:sz w:val="20"/>
-          <w:u w:val="none"/>
-        </w:rPr>
-        <w:t xml:space="preserve"> </w:t>
+        <w:rPr>
+          <w:b w:val="0"/>
+          <w:i w:val="0"/>
+          <w:sz w:val="20"/>
+          <w:u w:val="none"/>
+        </w:rPr>
+        <w:t xml:space="preserve"> for the English class? </w:t>
       </w:r>
     </w:p>
     <w:p>
@@ -3166,14 +3115,14 @@
           <w:sz w:val="20"/>
           <w:u w:val="none"/>
         </w:rPr>
-        <w:t>다음 영영풀이에 해당하는 단어를 본문에서 찾아 쓰시오. (표적: 영영풀이 어휘(V-A))</w:t>
+        <w:t>다음 영영풀이에 해당하는 단어를 쓰시오. (프린트 Words A 영영풀이)</w:t>
       </w:r>
     </w:p>
     <w:p>
       <w:pPr>
-        <w:shd w:val="clear" w:color="auto" w:fill="F1F4F9"/>
         <w:spacing w:after="30"/>
         <w:ind w:left="85"/>
+        <w:shd w:val="clear" w:color="auto" w:fill="F1F4F9"/>
       </w:pPr>
       <w:r>
         <w:rPr>
@@ -3182,7 +3131,7 @@
           <w:sz w:val="20"/>
           <w:u w:val="none"/>
         </w:rPr>
-        <w:t xml:space="preserve"> (A) having skill or knowledge from doing something many times → e</w:t>
+        <w:t xml:space="preserve"> (A) a group of people with a particular skill who work together → c</w:t>
       </w:r>
       <w:r>
         <w:rPr>
@@ -3242,7 +3191,7 @@
           <w:sz w:val="20"/>
           <w:u w:val="none"/>
         </w:rPr>
-        <w:t xml:space="preserve"> (C) a group of people with the same language and customs, living together → t</w:t>
+        <w:t xml:space="preserve"> (C) a group of people who have their own language and ways of living → t</w:t>
       </w:r>
       <w:r>
         <w:rPr>
@@ -3272,7 +3221,7 @@
           <w:sz w:val="20"/>
           <w:u w:val="none"/>
         </w:rPr>
-        <w:t xml:space="preserve"> (D) a state in which people work together well without fighting → h</w:t>
+        <w:t xml:space="preserve"> (D) to take air into your body and let it out again → b</w:t>
       </w:r>
       <w:r>
         <w:rPr>
@@ -3332,7 +3281,7 @@
           <w:sz w:val="20"/>
           <w:u w:val="none"/>
         </w:rPr>
-        <w:t xml:space="preserve"> (F) the act of listening to or looking at something carefully → a</w:t>
+        <w:t xml:space="preserve"> (F) listening or looking carefully → a</w:t>
       </w:r>
       <w:r>
         <w:rPr>
@@ -3388,9 +3337,9 @@
     </w:p>
     <w:p>
       <w:pPr>
-        <w:shd w:val="clear" w:color="auto" w:fill="F1F4F9"/>
         <w:spacing w:after="30"/>
         <w:ind w:left="85"/>
+        <w:shd w:val="clear" w:color="auto" w:fill="F1F4F9"/>
       </w:pPr>
       <w:r>
         <w:rPr>
@@ -3575,9 +3524,9 @@
     </w:p>
     <w:p>
       <w:pPr>
-        <w:shd w:val="clear" w:color="auto" w:fill="F1F4F9"/>
         <w:spacing w:after="30"/>
         <w:ind w:left="85"/>
+        <w:shd w:val="clear" w:color="auto" w:fill="F1F4F9"/>
       </w:pPr>
       <w:r>
         <w:rPr>
@@ -3744,9 +3693,9 @@
     </w:p>
     <w:p>
       <w:pPr>
-        <w:shd w:val="clear" w:color="auto" w:fill="F1F4F9"/>
         <w:spacing w:after="30"/>
         <w:ind w:left="85"/>
+        <w:shd w:val="clear" w:color="auto" w:fill="F1F4F9"/>
       </w:pPr>
       <w:r>
         <w:rPr>
@@ -3940,9 +3889,9 @@
     </w:p>
     <w:p>
       <w:pPr>
-        <w:shd w:val="clear" w:color="auto" w:fill="F1F4F9"/>
         <w:spacing w:after="30"/>
         <w:ind w:left="85"/>
+        <w:shd w:val="clear" w:color="auto" w:fill="F1F4F9"/>
       </w:pPr>
       <w:r>
         <w:rPr>
@@ -4019,9 +3968,9 @@
     </w:p>
     <w:p>
       <w:pPr>
-        <w:shd w:val="clear" w:color="auto" w:fill="F1F4F9"/>
         <w:spacing w:after="20"/>
         <w:ind w:left="85"/>
+        <w:shd w:val="clear" w:color="auto" w:fill="F1F4F9"/>
       </w:pPr>
       <w:r>
         <w:rPr>
@@ -4132,9 +4081,9 @@
     </w:p>
     <w:p>
       <w:pPr>
-        <w:shd w:val="clear" w:color="auto" w:fill="F1F4F9"/>
         <w:spacing w:after="30"/>
         <w:ind w:left="85"/>
+        <w:shd w:val="clear" w:color="auto" w:fill="F1F4F9"/>
       </w:pPr>
       <w:r>
         <w:rPr>
@@ -4373,9 +4322,9 @@
     </w:p>
     <w:p>
       <w:pPr>
-        <w:shd w:val="clear" w:color="auto" w:fill="F1F4F9"/>
         <w:spacing w:after="30"/>
         <w:ind w:left="85"/>
+        <w:shd w:val="clear" w:color="auto" w:fill="F1F4F9"/>
       </w:pPr>
       <w:r>
         <w:rPr>
@@ -4767,9 +4716,9 @@
     </w:p>
     <w:p>
       <w:pPr>
-        <w:shd w:val="clear" w:color="auto" w:fill="F1F4F9"/>
         <w:spacing w:after="30"/>
         <w:ind w:left="85"/>
+        <w:shd w:val="clear" w:color="auto" w:fill="F1F4F9"/>
       </w:pPr>
       <w:r>
         <w:rPr>
@@ -4930,9 +4879,9 @@
     </w:p>
     <w:p>
       <w:pPr>
-        <w:shd w:val="clear" w:color="auto" w:fill="F1F4F9"/>
         <w:spacing w:after="30"/>
         <w:ind w:left="85"/>
+        <w:shd w:val="clear" w:color="auto" w:fill="F1F4F9"/>
       </w:pPr>
       <w:r>
         <w:rPr>
@@ -5207,9 +5156,9 @@
     </w:p>
     <w:p>
       <w:pPr>
-        <w:shd w:val="clear" w:color="auto" w:fill="F1F4F9"/>
         <w:spacing w:after="30"/>
         <w:ind w:left="85"/>
+        <w:shd w:val="clear" w:color="auto" w:fill="F1F4F9"/>
       </w:pPr>
       <w:r>
         <w:rPr>
@@ -5387,13 +5336,13 @@
     </w:p>
     <w:p>
       <w:pPr>
+        <w:spacing w:after="60"/>
         <w:pBdr>
           <w:top w:val="single" w:sz="4" w:space="3" w:color="9AA9C2"/>
           <w:left w:val="single" w:sz="4" w:space="3" w:color="9AA9C2"/>
           <w:bottom w:val="single" w:sz="4" w:space="3" w:color="9AA9C2"/>
           <w:right w:val="single" w:sz="4" w:space="3" w:color="9AA9C2"/>
         </w:pBdr>
-        <w:spacing w:after="60"/>
         <w:ind w:left="57" w:right="57"/>
       </w:pPr>
       <w:r>
@@ -5689,9 +5638,9 @@
     </w:p>
     <w:p>
       <w:pPr>
-        <w:shd w:val="clear" w:color="auto" w:fill="F1F4F9"/>
         <w:spacing w:after="30"/>
         <w:ind w:left="85"/>
+        <w:shd w:val="clear" w:color="auto" w:fill="F1F4F9"/>
       </w:pPr>
       <w:r>
         <w:rPr>
@@ -5936,9 +5885,9 @@
     </w:p>
     <w:p>
       <w:pPr>
-        <w:shd w:val="clear" w:color="auto" w:fill="F1F4F9"/>
         <w:spacing w:after="30"/>
         <w:ind w:left="85"/>
+        <w:shd w:val="clear" w:color="auto" w:fill="F1F4F9"/>
       </w:pPr>
       <w:r>
         <w:rPr>
@@ -6297,9 +6246,9 @@
     </w:p>
     <w:p>
       <w:pPr>
-        <w:shd w:val="clear" w:color="auto" w:fill="F1F4F9"/>
         <w:spacing w:after="30"/>
         <w:ind w:left="85"/>
+        <w:shd w:val="clear" w:color="auto" w:fill="F1F4F9"/>
       </w:pPr>
       <w:r>
         <w:rPr>
@@ -6472,9 +6421,9 @@
     </w:p>
     <w:p>
       <w:pPr>
-        <w:shd w:val="clear" w:color="auto" w:fill="F1F4F9"/>
         <w:spacing w:after="30"/>
         <w:ind w:left="85"/>
+        <w:shd w:val="clear" w:color="auto" w:fill="F1F4F9"/>
       </w:pPr>
       <w:r>
         <w:rPr>
@@ -6627,8 +6576,8 @@
           <w:type w:val="continuous"/>
           <w:pgSz w:w="11906" w:h="16838"/>
           <w:pgMar w:top="680" w:right="794" w:bottom="624" w:left="794" w:header="720" w:footer="720" w:gutter="0"/>
+          <w:docGrid w:linePitch="360"/>
           <w:cols w:num="2" w:space="396" w:sep="1"/>
-          <w:docGrid w:linePitch="360"/>
         </w:sectPr>
       </w:pPr>
     </w:p>
@@ -8205,7 +8154,7 @@
           <w:sz w:val="18"/>
           <w:u w:val="none"/>
         </w:rPr>
-        <w:t xml:space="preserve"> (1) by themselves (2) follow (3) worn / useless (4) employ (5) set (6) some / a few</w:t>
+        <w:t xml:space="preserve"> (1) hired (2) on her own (3) particular (4) wore out (5) keeping track of (6) registered</w:t>
       </w:r>
       <w:r>
         <w:rPr>
@@ -8234,7 +8183,7 @@
           <w:sz w:val="18"/>
           <w:u w:val="none"/>
         </w:rPr>
-        <w:t xml:space="preserve"> (A) experienced (B) invisible (C) tribe (D) harmony (E) hire (F) attention</w:t>
+        <w:t xml:space="preserve"> (A) crew (B) invisible (C) tribe (D) breathe (E) hire (F) attention</w:t>
       </w:r>
       <w:r>
         <w:rPr>
@@ -8907,8 +8856,8 @@
     <w:sectPr>
       <w:pgSz w:w="11906" w:h="16838"/>
       <w:pgMar w:top="680" w:right="794" w:bottom="624" w:left="794" w:header="720" w:footer="720" w:gutter="0"/>
+      <w:docGrid w:linePitch="360"/>
       <w:cols w:num="1" w:space="396"/>
-      <w:docGrid w:linePitch="360"/>
     </w:sectPr>
   </w:body>
 </w:document>
